--- a/Plano de testes.docx
+++ b/Plano de testes.docx
@@ -16,7 +16,25 @@
       </w:r>
       <w:r>
         <w:tab/>
-        <w:t>- Nos testes a seguir será avaliado as quatro operações da calculadora (Soma, Subtração, Divisão e Multiplicação)</w:t>
+        <w:t xml:space="preserve">- Nos testes a seguir será avaliado as </w:t>
+      </w:r>
+      <w:r>
+        <w:t>cinco</w:t>
+      </w:r>
+      <w:r>
+        <w:t xml:space="preserve"> operações da calculadora (Soma, Subtração, Divisão</w:t>
+      </w:r>
+      <w:r>
+        <w:t xml:space="preserve">, </w:t>
+      </w:r>
+      <w:r>
+        <w:t>Multiplicação</w:t>
+      </w:r>
+      <w:r>
+        <w:t xml:space="preserve"> e Porcentagem</w:t>
+      </w:r>
+      <w:r>
+        <w:t>)</w:t>
       </w:r>
       <w:r>
         <w:t>, juntamente com a saída da operação, ou seja, se os resultados estão sendo calculados corretamente.  O teste será necessário para averiguar se todas as funcionalidades estão funcionando corretamente, se os cálculos não vão estar incorretos</w:t>
@@ -70,15 +88,27 @@
         <w:t>- Vamos testar:</w:t>
       </w:r>
       <w:r>
-        <w:t xml:space="preserve"> as funcionalidades da calculadora, bem como os resultados das operações. </w:t>
-      </w:r>
-      <w:r>
-        <w:br/>
         <w:t xml:space="preserve"> </w:t>
       </w:r>
       <w:r>
+        <w:t>A</w:t>
+      </w:r>
+      <w:r>
+        <w:t>s funcionalidades da calculadora, bem como os resultados das operações.</w:t>
+      </w:r>
+      <w:r>
+        <w:br/>
+        <w:t xml:space="preserve"> </w:t>
+      </w:r>
+      <w:r>
         <w:tab/>
-        <w:t>- Não vamos testar: funcionalidades que ainda não foram implementadas.</w:t>
+        <w:t xml:space="preserve">- Não vamos testar: </w:t>
+      </w:r>
+      <w:r>
+        <w:t>F</w:t>
+      </w:r>
+      <w:r>
+        <w:t>uncionalidades que ainda não foram implementadas.</w:t>
       </w:r>
       <w:r>
         <w:br/>
@@ -294,7 +324,13 @@
       </w:r>
       <w:r>
         <w:tab/>
-        <w:t>- Analisar quantos testes terão sucesso, quantos darão erros e se ainda vai houver bugs.</w:t>
+        <w:t>- Analisar quantos testes terão sucesso, quantos darão erros e se ainda vai h</w:t>
+      </w:r>
+      <w:r>
+        <w:t>aver</w:t>
+      </w:r>
+      <w:r>
+        <w:t xml:space="preserve"> bugs.</w:t>
       </w:r>
       <w:r>
         <w:br/>
@@ -916,6 +952,7 @@
   <w:style w:type="character" w:default="1" w:styleId="Fontepargpadro">
     <w:name w:val="Default Paragraph Font"/>
     <w:uiPriority w:val="1"/>
+    <w:semiHidden/>
     <w:unhideWhenUsed/>
   </w:style>
   <w:style w:type="table" w:default="1" w:styleId="Tabelanormal">
